--- a/version/test3/仿真记录/BM_H13DSP_M项目调试记录.docx
+++ b/version/test3/仿真记录/BM_H13DSP_M项目调试记录.docx
@@ -3226,12 +3226,7 @@
               <w:jc w:val="left"/>
             </w:pPr>
             <w:r>
-              <w:t>Full spelli</w:t>
-            </w:r>
-            <w:bookmarkStart w:id="1" w:name="_GoBack"/>
-            <w:bookmarkEnd w:id="1"/>
-            <w:r>
-              <w:t xml:space="preserve">ng </w:t>
+              <w:t xml:space="preserve">Full spelling </w:t>
             </w:r>
             <w:r>
               <w:rPr>
@@ -3491,7 +3486,7 @@
       <w:r>
         <w:br w:type="page"/>
       </w:r>
-      <w:bookmarkStart w:id="2" w:name="_Toc213156147"/>
+      <w:bookmarkStart w:id="1" w:name="_Toc213156147"/>
       <w:r>
         <w:rPr>
           <w:rFonts w:hint="eastAsia"/>
@@ -3499,21 +3494,21 @@
         <w:lastRenderedPageBreak/>
         <w:t>简介</w:t>
       </w:r>
-      <w:bookmarkEnd w:id="2"/>
+      <w:bookmarkEnd w:id="1"/>
     </w:p>
     <w:p>
       <w:pPr>
         <w:pStyle w:val="2"/>
         <w:jc w:val="left"/>
       </w:pPr>
-      <w:bookmarkStart w:id="3" w:name="_Toc213156148"/>
+      <w:bookmarkStart w:id="2" w:name="_Toc213156148"/>
       <w:r>
         <w:rPr>
           <w:rFonts w:hint="eastAsia"/>
         </w:rPr>
         <w:t>目的</w:t>
       </w:r>
-      <w:bookmarkEnd w:id="3"/>
+      <w:bookmarkEnd w:id="2"/>
     </w:p>
     <w:p>
       <w:pPr>
@@ -3555,14 +3550,14 @@
         <w:pStyle w:val="2"/>
         <w:jc w:val="left"/>
       </w:pPr>
-      <w:bookmarkStart w:id="4" w:name="_Toc213156149"/>
+      <w:bookmarkStart w:id="3" w:name="_Toc213156149"/>
       <w:r>
         <w:rPr>
           <w:rFonts w:hint="eastAsia"/>
         </w:rPr>
         <w:t>范围</w:t>
       </w:r>
-      <w:bookmarkEnd w:id="4"/>
+      <w:bookmarkEnd w:id="3"/>
     </w:p>
     <w:p>
       <w:pPr>
@@ -3596,14 +3591,14 @@
         <w:pStyle w:val="2"/>
         <w:jc w:val="left"/>
       </w:pPr>
-      <w:bookmarkStart w:id="5" w:name="_Toc213156150"/>
+      <w:bookmarkStart w:id="4" w:name="_Toc213156150"/>
       <w:r>
         <w:rPr>
           <w:rFonts w:hint="eastAsia"/>
         </w:rPr>
         <w:t>调试环境</w:t>
       </w:r>
-      <w:bookmarkEnd w:id="5"/>
+      <w:bookmarkEnd w:id="4"/>
     </w:p>
     <w:p>
       <w:pPr>
@@ -3763,7 +3758,7 @@
         <w:keepNext w:val="0"/>
         <w:widowControl w:val="0"/>
       </w:pPr>
-      <w:bookmarkStart w:id="6" w:name="_Toc213156151"/>
+      <w:bookmarkStart w:id="5" w:name="_Toc213156151"/>
       <w:r>
         <w:rPr>
           <w:rFonts w:hint="eastAsia"/>
@@ -3777,7 +3772,7 @@
         </w:rPr>
         <w:t>点列表</w:t>
       </w:r>
-      <w:bookmarkEnd w:id="6"/>
+      <w:bookmarkEnd w:id="5"/>
     </w:p>
     <w:p>
       <w:pPr>
@@ -3808,26 +3803,26 @@
         </w:rPr>
         <w:t>、</w:t>
       </w:r>
-      <w:bookmarkStart w:id="7" w:name="OLE_LINK1"/>
-      <w:bookmarkStart w:id="8" w:name="OLE_LINK2"/>
+      <w:bookmarkStart w:id="6" w:name="OLE_LINK1"/>
+      <w:bookmarkStart w:id="7" w:name="OLE_LINK2"/>
       <w:r>
         <w:rPr>
           <w:rFonts w:hint="eastAsia"/>
         </w:rPr>
         <w:t>功能点描述、</w:t>
       </w:r>
-      <w:bookmarkStart w:id="9" w:name="OLE_LINK8"/>
-      <w:bookmarkStart w:id="10" w:name="OLE_LINK9"/>
+      <w:bookmarkStart w:id="8" w:name="OLE_LINK8"/>
+      <w:bookmarkStart w:id="9" w:name="OLE_LINK9"/>
       <w:r>
         <w:rPr>
           <w:rFonts w:hint="eastAsia"/>
         </w:rPr>
         <w:t>测试用例编号</w:t>
       </w:r>
+      <w:bookmarkEnd w:id="6"/>
       <w:bookmarkEnd w:id="7"/>
       <w:bookmarkEnd w:id="8"/>
       <w:bookmarkEnd w:id="9"/>
-      <w:bookmarkEnd w:id="10"/>
       <w:r>
         <w:rPr>
           <w:rFonts w:hint="eastAsia"/>
@@ -4080,8 +4075,8 @@
             <w:pPr>
               <w:keepNext w:val="0"/>
             </w:pPr>
-            <w:bookmarkStart w:id="11" w:name="OLE_LINK3"/>
-            <w:bookmarkStart w:id="12" w:name="OLE_LINK4"/>
+            <w:bookmarkStart w:id="10" w:name="OLE_LINK3"/>
+            <w:bookmarkStart w:id="11" w:name="OLE_LINK4"/>
             <w:r>
               <w:t>Description of Function Point</w:t>
             </w:r>
@@ -4093,8 +4088,8 @@
             <w:r>
               <w:t>功能点描述</w:t>
             </w:r>
+            <w:bookmarkEnd w:id="10"/>
             <w:bookmarkEnd w:id="11"/>
-            <w:bookmarkEnd w:id="12"/>
           </w:p>
         </w:tc>
         <w:tc>
@@ -5794,7 +5789,7 @@
         <w:widowControl w:val="0"/>
         <w:jc w:val="left"/>
       </w:pPr>
-      <w:bookmarkStart w:id="13" w:name="_Toc213156152"/>
+      <w:bookmarkStart w:id="12" w:name="_Toc213156152"/>
       <w:r>
         <w:rPr>
           <w:rFonts w:hint="eastAsia"/>
@@ -5802,7 +5797,7 @@
         <w:lastRenderedPageBreak/>
         <w:t>测试用例</w:t>
       </w:r>
-      <w:bookmarkEnd w:id="13"/>
+      <w:bookmarkEnd w:id="12"/>
     </w:p>
     <w:p>
       <w:pPr>
@@ -6192,8 +6187,8 @@
                 <w:szCs w:val="14"/>
               </w:rPr>
             </w:pPr>
-            <w:bookmarkStart w:id="14" w:name="OLE_LINK10"/>
-            <w:bookmarkStart w:id="15" w:name="OLE_LINK11"/>
+            <w:bookmarkStart w:id="13" w:name="OLE_LINK10"/>
+            <w:bookmarkStart w:id="14" w:name="OLE_LINK11"/>
             <w:r>
               <w:rPr>
                 <w:rFonts w:hint="eastAsia"/>
@@ -6202,8 +6197,8 @@
               </w:rPr>
               <w:t>H</w:t>
             </w:r>
+            <w:bookmarkEnd w:id="13"/>
             <w:bookmarkEnd w:id="14"/>
-            <w:bookmarkEnd w:id="15"/>
           </w:p>
         </w:tc>
         <w:tc>
@@ -7289,97 +7284,46 @@
     </w:tbl>
     <w:p>
       <w:pPr>
-        <w:pStyle w:val="a4"/>
-        <w:ind w:firstLineChars="0" w:firstLine="0"/>
+        <w:pStyle w:val="1"/>
+        <w:jc w:val="left"/>
       </w:pPr>
-    </w:p>
-    <w:p>
-      <w:pPr>
-        <w:pStyle w:val="a4"/>
-      </w:pPr>
-    </w:p>
-    <w:p>
-      <w:pPr>
-        <w:pStyle w:val="4"/>
-        <w:numPr>
-          <w:ilvl w:val="0"/>
-          <w:numId w:val="0"/>
-        </w:numPr>
-        <w:jc w:val="left"/>
-        <w:sectPr>
-          <w:pgSz w:w="22680" w:h="11901" w:orient="landscape"/>
-          <w:pgMar w:top="1440" w:right="1554" w:bottom="1440" w:left="1327" w:header="646" w:footer="646" w:gutter="0"/>
-          <w:cols w:space="720"/>
-          <w:noEndnote/>
-          <w:titlePg/>
-          <w:docGrid w:linePitch="272"/>
-        </w:sectPr>
-      </w:pPr>
+      <w:bookmarkStart w:id="15" w:name="_Toc213156153"/>
     </w:p>
     <w:p>
       <w:pPr>
         <w:pStyle w:val="1"/>
         <w:jc w:val="left"/>
       </w:pPr>
-      <w:bookmarkStart w:id="16" w:name="_Toc213156153"/>
       <w:r>
         <w:rPr>
           <w:rFonts w:hint="eastAsia"/>
         </w:rPr>
-        <w:lastRenderedPageBreak/>
         <w:t>缺陷记录</w:t>
       </w:r>
-      <w:bookmarkEnd w:id="16"/>
+      <w:bookmarkEnd w:id="15"/>
     </w:p>
     <w:p>
       <w:pPr>
         <w:keepNext w:val="0"/>
         <w:ind w:firstLine="431"/>
+      </w:pPr>
+      <w:r>
         <w:rPr>
           <w:rFonts w:hint="eastAsia"/>
         </w:rPr>
-      </w:pPr>
+        <w:t>本章节记录烽火项目堵塞或者未完成的测试用例，若多轮测试下用例依然</w:t>
+      </w:r>
       <w:r>
         <w:rPr>
           <w:rFonts w:hint="eastAsia"/>
         </w:rPr>
-        <w:t>本章节</w:t>
+        <w:t>Fail</w:t>
       </w:r>
       <w:r>
         <w:rPr>
           <w:rFonts w:hint="eastAsia"/>
         </w:rPr>
-        <w:t>记录</w:t>
-      </w:r>
-      <w:r>
-        <w:rPr>
-          <w:rFonts w:hint="eastAsia"/>
-        </w:rPr>
-        <w:t>烽火项目</w:t>
-      </w:r>
-      <w:r>
-        <w:rPr>
-          <w:rFonts w:hint="eastAsia"/>
-        </w:rPr>
-        <w:t>堵塞或者未完成的测试用例，若多轮测试下用例依然</w:t>
-      </w:r>
-      <w:r>
-        <w:rPr>
-          <w:rFonts w:hint="eastAsia"/>
-        </w:rPr>
-        <w:t>Fail</w:t>
-      </w:r>
-      <w:r>
-        <w:rPr>
-          <w:rFonts w:hint="eastAsia"/>
-        </w:rPr>
-        <w:t>，记录阻塞时间和原因</w:t>
-      </w:r>
-      <w:r>
-        <w:rPr>
-          <w:rFonts w:hint="eastAsia"/>
-        </w:rPr>
-        <w:t>；</w:t>
+        <w:t>，记录阻塞时间和原因；</w:t>
       </w:r>
     </w:p>
     <w:tbl>
@@ -7416,29 +7360,26 @@
           <w:p>
             <w:pPr>
               <w:keepNext w:val="0"/>
+            </w:pPr>
+            <w:r>
+              <w:t>Test Start D</w:t>
+            </w:r>
+            <w:r>
               <w:rPr>
                 <w:rFonts w:hint="eastAsia"/>
               </w:rPr>
-            </w:pPr>
-            <w:r>
-              <w:t>Test Start D</w:t>
+              <w:t>ate</w:t>
+            </w:r>
+            <w:r>
+              <w:br/>
+            </w:r>
+            <w:r>
+              <w:t>测试</w:t>
             </w:r>
             <w:r>
               <w:rPr>
                 <w:rFonts w:hint="eastAsia"/>
               </w:rPr>
-              <w:t>ate</w:t>
-            </w:r>
-            <w:r>
-              <w:br/>
-            </w:r>
-            <w:r>
-              <w:t>测试</w:t>
-            </w:r>
-            <w:r>
-              <w:rPr>
-                <w:rFonts w:hint="eastAsia"/>
-              </w:rPr>
               <w:t>开始日期</w:t>
             </w:r>
           </w:p>
@@ -7451,9 +7392,6 @@
           <w:p>
             <w:pPr>
               <w:keepNext w:val="0"/>
-              <w:rPr>
-                <w:rFonts w:hint="eastAsia"/>
-              </w:rPr>
             </w:pPr>
             <w:r>
               <w:rPr>
@@ -7474,10 +7412,7 @@
               <w:keepNext w:val="0"/>
             </w:pPr>
             <w:r>
-              <w:t xml:space="preserve">Test </w:t>
-            </w:r>
-            <w:r>
-              <w:t>E</w:t>
+              <w:t>Test E</w:t>
             </w:r>
             <w:r>
               <w:rPr>
@@ -7504,13 +7439,7 @@
               <w:rPr>
                 <w:rFonts w:hint="eastAsia"/>
               </w:rPr>
-              <w:t>结束</w:t>
-            </w:r>
-            <w:r>
-              <w:rPr>
-                <w:rFonts w:hint="eastAsia"/>
-              </w:rPr>
-              <w:t>日期</w:t>
+              <w:t>结束日期</w:t>
             </w:r>
           </w:p>
         </w:tc>
@@ -7601,9 +7530,6 @@
           <w:p>
             <w:pPr>
               <w:keepNext w:val="0"/>
-              <w:rPr>
-                <w:rFonts w:hint="eastAsia"/>
-              </w:rPr>
             </w:pPr>
             <w:r>
               <w:t>测试用例编号</w:t>
@@ -7619,9 +7545,6 @@
           <w:p>
             <w:pPr>
               <w:keepNext w:val="0"/>
-              <w:rPr>
-                <w:rFonts w:hint="eastAsia"/>
-              </w:rPr>
             </w:pPr>
             <w:r>
               <w:t>T</w:t>
@@ -7684,9 +7607,6 @@
           <w:p>
             <w:pPr>
               <w:keepNext w:val="0"/>
-              <w:rPr>
-                <w:rFonts w:hint="eastAsia"/>
-              </w:rPr>
             </w:pPr>
             <w:r>
               <w:t>R</w:t>
@@ -7896,9 +7816,6 @@
           <w:p>
             <w:pPr>
               <w:keepNext w:val="0"/>
-              <w:rPr>
-                <w:rFonts w:hint="eastAsia"/>
-              </w:rPr>
             </w:pPr>
           </w:p>
         </w:tc>
@@ -11117,16 +11034,228 @@
     </w:tbl>
     <w:p>
       <w:pPr>
-        <w:pStyle w:val="4"/>
-        <w:numPr>
-          <w:ilvl w:val="0"/>
-          <w:numId w:val="0"/>
-        </w:numPr>
-        <w:jc w:val="left"/>
+        <w:pStyle w:val="a4"/>
+        <w:ind w:firstLineChars="0" w:firstLine="0"/>
         <w:rPr>
           <w:rFonts w:hint="eastAsia"/>
         </w:rPr>
       </w:pPr>
+      <w:r>
+        <w:lastRenderedPageBreak/>
+        <w:t>1</w:t>
+      </w:r>
+      <w:r>
+        <w:t>、</w:t>
+      </w:r>
+      <w:r>
+        <w:t>B</w:t>
+      </w:r>
+      <w:r>
+        <w:rPr>
+          <w:rFonts w:hint="eastAsia"/>
+        </w:rPr>
+        <w:t>mc</w:t>
+      </w:r>
+      <w:r>
+        <w:t>_cpld_i2c_ram</w:t>
+      </w:r>
+      <w:r>
+        <w:rPr>
+          <w:rFonts w:hint="eastAsia"/>
+        </w:rPr>
+        <w:t>.</w:t>
+      </w:r>
+      <w:r>
+        <w:t>v</w:t>
+      </w:r>
+      <w:r>
+        <w:rPr>
+          <w:rFonts w:hint="eastAsia"/>
+        </w:rPr>
+        <w:t>写</w:t>
+      </w:r>
+      <w:r>
+        <w:rPr>
+          <w:rFonts w:hint="eastAsia"/>
+        </w:rPr>
+        <w:t>cpld</w:t>
+      </w:r>
+      <w:r>
+        <w:rPr>
+          <w:rFonts w:hint="eastAsia"/>
+        </w:rPr>
+        <w:t>寄存器仿真</w:t>
+      </w:r>
+    </w:p>
+    <w:p>
+      <w:r>
+        <w:drawing>
+          <wp:inline distT="0" distB="0" distL="0" distR="0" wp14:anchorId="6D9E2B27" wp14:editId="701DC272">
+            <wp:extent cx="6126459" cy="2684472"/>
+            <wp:effectExtent l="0" t="0" r="8255" b="1905"/>
+            <wp:docPr id="1" name="图片 1"/>
+            <wp:cNvGraphicFramePr>
+              <a:graphicFrameLocks xmlns:a="http://schemas.openxmlformats.org/drawingml/2006/main" noChangeAspect="1"/>
+            </wp:cNvGraphicFramePr>
+            <a:graphic xmlns:a="http://schemas.openxmlformats.org/drawingml/2006/main">
+              <a:graphicData uri="http://schemas.openxmlformats.org/drawingml/2006/picture">
+                <pic:pic xmlns:pic="http://schemas.openxmlformats.org/drawingml/2006/picture">
+                  <pic:nvPicPr>
+                    <pic:cNvPr id="1" name=""/>
+                    <pic:cNvPicPr/>
+                  </pic:nvPicPr>
+                  <pic:blipFill>
+                    <a:blip r:embed="rId10"/>
+                    <a:stretch>
+                      <a:fillRect/>
+                    </a:stretch>
+                  </pic:blipFill>
+                  <pic:spPr>
+                    <a:xfrm>
+                      <a:off x="0" y="0"/>
+                      <a:ext cx="6155077" cy="2697012"/>
+                    </a:xfrm>
+                    <a:prstGeom prst="rect">
+                      <a:avLst/>
+                    </a:prstGeom>
+                  </pic:spPr>
+                </pic:pic>
+              </a:graphicData>
+            </a:graphic>
+          </wp:inline>
+        </w:drawing>
+      </w:r>
+    </w:p>
+    <w:p>
+      <w:r>
+        <w:t>2</w:t>
+      </w:r>
+      <w:r>
+        <w:t>、</w:t>
+      </w:r>
+      <w:r>
+        <w:rPr>
+          <w:rFonts w:hint="eastAsia"/>
+        </w:rPr>
+        <w:t>下电仿真</w:t>
+      </w:r>
+    </w:p>
+    <w:p>
+      <w:r>
+        <w:rPr>
+          <w:noProof/>
+        </w:rPr>
+        <w:drawing>
+          <wp:inline distT="0" distB="0" distL="0" distR="0" wp14:anchorId="11015A0F" wp14:editId="320D6921">
+            <wp:extent cx="6299196" cy="508000"/>
+            <wp:effectExtent l="0" t="0" r="6985" b="6350"/>
+            <wp:docPr id="2" name="图片 2" descr="C:\Users\z02665\Documents\WXWork\1688855435802723\Cache\Image\2025-11\企业微信截图_17633849597743.png"/>
+            <wp:cNvGraphicFramePr>
+              <a:graphicFrameLocks xmlns:a="http://schemas.openxmlformats.org/drawingml/2006/main" noChangeAspect="1"/>
+            </wp:cNvGraphicFramePr>
+            <a:graphic xmlns:a="http://schemas.openxmlformats.org/drawingml/2006/main">
+              <a:graphicData uri="http://schemas.openxmlformats.org/drawingml/2006/picture">
+                <pic:pic xmlns:pic="http://schemas.openxmlformats.org/drawingml/2006/picture">
+                  <pic:nvPicPr>
+                    <pic:cNvPr id="0" name="Picture 1" descr="C:\Users\z02665\Documents\WXWork\1688855435802723\Cache\Image\2025-11\企业微信截图_17633849597743.png"/>
+                    <pic:cNvPicPr>
+                      <a:picLocks noChangeAspect="1" noChangeArrowheads="1"/>
+                    </pic:cNvPicPr>
+                  </pic:nvPicPr>
+                  <pic:blipFill>
+                    <a:blip r:embed="rId11">
+                      <a:extLst>
+                        <a:ext uri="{28A0092B-C50C-407E-A947-70E740481C1C}">
+                          <a14:useLocalDpi xmlns:a14="http://schemas.microsoft.com/office/drawing/2010/main" val="0"/>
+                        </a:ext>
+                      </a:extLst>
+                    </a:blip>
+                    <a:srcRect/>
+                    <a:stretch>
+                      <a:fillRect/>
+                    </a:stretch>
+                  </pic:blipFill>
+                  <pic:spPr bwMode="auto">
+                    <a:xfrm>
+                      <a:off x="0" y="0"/>
+                      <a:ext cx="6380547" cy="514561"/>
+                    </a:xfrm>
+                    <a:prstGeom prst="rect">
+                      <a:avLst/>
+                    </a:prstGeom>
+                    <a:noFill/>
+                    <a:ln>
+                      <a:noFill/>
+                    </a:ln>
+                  </pic:spPr>
+                </pic:pic>
+              </a:graphicData>
+            </a:graphic>
+          </wp:inline>
+        </w:drawing>
+      </w:r>
+    </w:p>
+    <w:p>
+      <w:pPr>
+        <w:rPr>
+          <w:rFonts w:hint="eastAsia"/>
+        </w:rPr>
+      </w:pPr>
+      <w:bookmarkStart w:id="16" w:name="_GoBack"/>
+      <w:r>
+        <w:rPr>
+          <w:noProof/>
+        </w:rPr>
+        <w:drawing>
+          <wp:inline distT="0" distB="0" distL="0" distR="0" wp14:anchorId="0573C0E9" wp14:editId="675201AD">
+            <wp:extent cx="6324600" cy="502617"/>
+            <wp:effectExtent l="0" t="0" r="0" b="0"/>
+            <wp:docPr id="3" name="图片 3" descr="C:\Users\z02665\Documents\WXWork\1688855435802723\Cache\Image\2025-11\企业微信截图_17633850132103.png"/>
+            <wp:cNvGraphicFramePr>
+              <a:graphicFrameLocks xmlns:a="http://schemas.openxmlformats.org/drawingml/2006/main" noChangeAspect="1"/>
+            </wp:cNvGraphicFramePr>
+            <a:graphic xmlns:a="http://schemas.openxmlformats.org/drawingml/2006/main">
+              <a:graphicData uri="http://schemas.openxmlformats.org/drawingml/2006/picture">
+                <pic:pic xmlns:pic="http://schemas.openxmlformats.org/drawingml/2006/picture">
+                  <pic:nvPicPr>
+                    <pic:cNvPr id="0" name="Picture 3" descr="C:\Users\z02665\Documents\WXWork\1688855435802723\Cache\Image\2025-11\企业微信截图_17633850132103.png"/>
+                    <pic:cNvPicPr>
+                      <a:picLocks noChangeAspect="1" noChangeArrowheads="1"/>
+                    </pic:cNvPicPr>
+                  </pic:nvPicPr>
+                  <pic:blipFill>
+                    <a:blip r:embed="rId12">
+                      <a:extLst>
+                        <a:ext uri="{28A0092B-C50C-407E-A947-70E740481C1C}">
+                          <a14:useLocalDpi xmlns:a14="http://schemas.microsoft.com/office/drawing/2010/main" val="0"/>
+                        </a:ext>
+                      </a:extLst>
+                    </a:blip>
+                    <a:srcRect/>
+                    <a:stretch>
+                      <a:fillRect/>
+                    </a:stretch>
+                  </pic:blipFill>
+                  <pic:spPr bwMode="auto">
+                    <a:xfrm>
+                      <a:off x="0" y="0"/>
+                      <a:ext cx="6517441" cy="517942"/>
+                    </a:xfrm>
+                    <a:prstGeom prst="rect">
+                      <a:avLst/>
+                    </a:prstGeom>
+                    <a:noFill/>
+                    <a:ln>
+                      <a:noFill/>
+                    </a:ln>
+                  </pic:spPr>
+                </pic:pic>
+              </a:graphicData>
+            </a:graphic>
+          </wp:inline>
+        </w:drawing>
+      </w:r>
+      <w:bookmarkEnd w:id="16"/>
     </w:p>
     <w:sectPr>
       <w:pgSz w:w="17010" w:h="11901" w:orient="landscape"/>
@@ -11272,7 +11401,7 @@
               <w:rStyle w:val="afe"/>
               <w:noProof/>
             </w:rPr>
-            <w:t>6</w:t>
+            <w:t>9</w:t>
           </w:r>
           <w:r>
             <w:rPr>
@@ -11322,7 +11451,7 @@
               <w:rStyle w:val="afe"/>
               <w:noProof/>
             </w:rPr>
-            <w:t>9</w:t>
+            <w:t>10</w:t>
           </w:r>
           <w:r>
             <w:rPr>
@@ -11353,7 +11482,7 @@
             <w:rPr>
               <w:noProof/>
             </w:rPr>
-            <w:t>6</w:t>
+            <w:t>9</w:t>
           </w:r>
           <w:r>
             <w:fldChar w:fldCharType="end"/>
@@ -11384,7 +11513,7 @@
               <w:rStyle w:val="afe"/>
               <w:noProof/>
             </w:rPr>
-            <w:t>9</w:t>
+            <w:t>10</w:t>
           </w:r>
           <w:r>
             <w:rPr>
@@ -13459,7 +13588,7 @@
 </file>
 
 <file path=customXml/itemProps1.xml><?xml version="1.0" encoding="utf-8"?>
-<ds:datastoreItem xmlns:ds="http://schemas.openxmlformats.org/officeDocument/2006/customXml" ds:itemID="{0D508A50-DAD1-4212-A198-406CA714BD2B}">
+<ds:datastoreItem xmlns:ds="http://schemas.openxmlformats.org/officeDocument/2006/customXml" ds:itemID="{8384D6FF-C6E9-44C7-857F-25A285654172}">
   <ds:schemaRefs>
     <ds:schemaRef ds:uri="http://schemas.openxmlformats.org/officeDocument/2006/bibliography"/>
   </ds:schemaRefs>

--- a/version/test3/仿真记录/BM_H13DSP_M项目调试记录.docx
+++ b/version/test3/仿真记录/BM_H13DSP_M项目调试记录.docx
@@ -473,9 +473,19 @@
               <w:pStyle w:val="ac"/>
               <w:jc w:val="left"/>
             </w:pPr>
-            <w:r>
-              <w:t>yyyy-mm-dd</w:t>
-            </w:r>
+            <w:proofErr w:type="spellStart"/>
+            <w:r>
+              <w:t>yyyy</w:t>
+            </w:r>
+            <w:proofErr w:type="spellEnd"/>
+            <w:r>
+              <w:t>-mm-</w:t>
+            </w:r>
+            <w:proofErr w:type="spellStart"/>
+            <w:r>
+              <w:t>dd</w:t>
+            </w:r>
+            <w:proofErr w:type="spellEnd"/>
           </w:p>
         </w:tc>
       </w:tr>
@@ -579,9 +589,19 @@
               <w:pStyle w:val="ac"/>
               <w:jc w:val="left"/>
             </w:pPr>
-            <w:r>
-              <w:t>yyyy-mm-dd</w:t>
-            </w:r>
+            <w:proofErr w:type="spellStart"/>
+            <w:r>
+              <w:t>yyyy</w:t>
+            </w:r>
+            <w:proofErr w:type="spellEnd"/>
+            <w:r>
+              <w:t>-mm-</w:t>
+            </w:r>
+            <w:proofErr w:type="spellStart"/>
+            <w:r>
+              <w:t>dd</w:t>
+            </w:r>
+            <w:proofErr w:type="spellEnd"/>
           </w:p>
         </w:tc>
       </w:tr>
@@ -685,9 +705,19 @@
               <w:pStyle w:val="ac"/>
               <w:jc w:val="left"/>
             </w:pPr>
-            <w:r>
-              <w:t>yyyy-mm-dd</w:t>
-            </w:r>
+            <w:proofErr w:type="spellStart"/>
+            <w:r>
+              <w:t>yyyy</w:t>
+            </w:r>
+            <w:proofErr w:type="spellEnd"/>
+            <w:r>
+              <w:t>-mm-</w:t>
+            </w:r>
+            <w:proofErr w:type="spellStart"/>
+            <w:r>
+              <w:t>dd</w:t>
+            </w:r>
+            <w:proofErr w:type="spellEnd"/>
           </w:p>
         </w:tc>
       </w:tr>
@@ -800,9 +830,19 @@
               <w:pStyle w:val="ac"/>
               <w:jc w:val="left"/>
             </w:pPr>
-            <w:r>
-              <w:t>yyyy-mm-dd</w:t>
-            </w:r>
+            <w:proofErr w:type="spellStart"/>
+            <w:r>
+              <w:t>yyyy</w:t>
+            </w:r>
+            <w:proofErr w:type="spellEnd"/>
+            <w:r>
+              <w:t>-mm-</w:t>
+            </w:r>
+            <w:proofErr w:type="spellStart"/>
+            <w:r>
+              <w:t>dd</w:t>
+            </w:r>
+            <w:proofErr w:type="spellEnd"/>
           </w:p>
         </w:tc>
       </w:tr>
@@ -841,6 +881,7 @@
       <w:pPr>
         <w:pStyle w:val="af"/>
       </w:pPr>
+      <w:proofErr w:type="gramStart"/>
       <w:r>
         <w:rPr>
           <w:rFonts w:hint="eastAsia"/>
@@ -851,7 +892,14 @@
         <w:rPr>
           <w:rFonts w:hint="eastAsia"/>
         </w:rPr>
-        <w:t>技术有限公司</w:t>
+        <w:t>技术</w:t>
+      </w:r>
+      <w:proofErr w:type="gramEnd"/>
+      <w:r>
+        <w:rPr>
+          <w:rFonts w:hint="eastAsia"/>
+        </w:rPr>
+        <w:t>有限公司</w:t>
       </w:r>
     </w:p>
     <w:p>
@@ -859,8 +907,13 @@
         <w:pStyle w:val="af"/>
       </w:pPr>
       <w:r>
-        <w:t>Hangzhou CNIT</w:t>
-      </w:r>
+        <w:t xml:space="preserve">Hangzhou </w:t>
+      </w:r>
+      <w:proofErr w:type="spellStart"/>
+      <w:r>
+        <w:t>CNIT</w:t>
+      </w:r>
+      <w:proofErr w:type="spellEnd"/>
       <w:r>
         <w:t xml:space="preserve"> Technologies Co., Ltd.</w:t>
       </w:r>
@@ -2007,9 +2060,19 @@
             <w:tcW w:w="2160" w:type="dxa"/>
           </w:tcPr>
           <w:p>
-            <w:r>
-              <w:t>yyyy-mm-dd</w:t>
-            </w:r>
+            <w:proofErr w:type="spellStart"/>
+            <w:r>
+              <w:t>yyyy</w:t>
+            </w:r>
+            <w:proofErr w:type="spellEnd"/>
+            <w:r>
+              <w:t>-mm-</w:t>
+            </w:r>
+            <w:proofErr w:type="spellStart"/>
+            <w:r>
+              <w:t>dd</w:t>
+            </w:r>
+            <w:proofErr w:type="spellEnd"/>
           </w:p>
         </w:tc>
       </w:tr>
@@ -2042,9 +2105,19 @@
             <w:tcW w:w="2160" w:type="dxa"/>
           </w:tcPr>
           <w:p>
-            <w:r>
-              <w:t>yyyy-mm-dd</w:t>
-            </w:r>
+            <w:proofErr w:type="spellStart"/>
+            <w:r>
+              <w:t>yyyy</w:t>
+            </w:r>
+            <w:proofErr w:type="spellEnd"/>
+            <w:r>
+              <w:t>-mm-</w:t>
+            </w:r>
+            <w:proofErr w:type="spellStart"/>
+            <w:r>
+              <w:t>dd</w:t>
+            </w:r>
+            <w:proofErr w:type="spellEnd"/>
           </w:p>
         </w:tc>
       </w:tr>
@@ -2077,9 +2150,19 @@
             <w:tcW w:w="2160" w:type="dxa"/>
           </w:tcPr>
           <w:p>
-            <w:r>
-              <w:t>yyyy-mm-dd</w:t>
-            </w:r>
+            <w:proofErr w:type="spellStart"/>
+            <w:r>
+              <w:t>yyyy</w:t>
+            </w:r>
+            <w:proofErr w:type="spellEnd"/>
+            <w:r>
+              <w:t>-mm-</w:t>
+            </w:r>
+            <w:proofErr w:type="spellStart"/>
+            <w:r>
+              <w:t>dd</w:t>
+            </w:r>
+            <w:proofErr w:type="spellEnd"/>
           </w:p>
         </w:tc>
       </w:tr>
@@ -2112,9 +2195,19 @@
             <w:tcW w:w="2160" w:type="dxa"/>
           </w:tcPr>
           <w:p>
-            <w:r>
-              <w:t>yyyy-mm-dd</w:t>
-            </w:r>
+            <w:proofErr w:type="spellStart"/>
+            <w:r>
+              <w:t>yyyy</w:t>
+            </w:r>
+            <w:proofErr w:type="spellEnd"/>
+            <w:r>
+              <w:t>-mm-</w:t>
+            </w:r>
+            <w:proofErr w:type="spellStart"/>
+            <w:r>
+              <w:t>dd</w:t>
+            </w:r>
+            <w:proofErr w:type="spellEnd"/>
           </w:p>
         </w:tc>
       </w:tr>
@@ -2147,9 +2240,19 @@
             <w:tcW w:w="2160" w:type="dxa"/>
           </w:tcPr>
           <w:p>
-            <w:r>
-              <w:t>yyyy-mm-dd</w:t>
-            </w:r>
+            <w:proofErr w:type="spellStart"/>
+            <w:r>
+              <w:t>yyyy</w:t>
+            </w:r>
+            <w:proofErr w:type="spellEnd"/>
+            <w:r>
+              <w:t>-mm-</w:t>
+            </w:r>
+            <w:proofErr w:type="spellStart"/>
+            <w:r>
+              <w:t>dd</w:t>
+            </w:r>
+            <w:proofErr w:type="spellEnd"/>
           </w:p>
         </w:tc>
       </w:tr>
@@ -3648,12 +3751,14 @@
         </w:rPr>
         <w:t>、</w:t>
       </w:r>
+      <w:proofErr w:type="spellStart"/>
       <w:r>
         <w:rPr>
           <w:rFonts w:hint="eastAsia"/>
         </w:rPr>
         <w:t>vscode</w:t>
       </w:r>
+      <w:proofErr w:type="spellEnd"/>
     </w:p>
     <w:p>
       <w:pPr>
@@ -3665,6 +3770,7 @@
         </w:rPr>
         <w:t>功能仿真：</w:t>
       </w:r>
+      <w:proofErr w:type="spellStart"/>
       <w:r>
         <w:t>Q</w:t>
       </w:r>
@@ -3674,6 +3780,7 @@
         </w:rPr>
         <w:t>uestasim</w:t>
       </w:r>
+      <w:proofErr w:type="spellEnd"/>
     </w:p>
     <w:p>
       <w:pPr>
@@ -4101,9 +4208,11 @@
             <w:pPr>
               <w:keepNext w:val="0"/>
             </w:pPr>
+            <w:proofErr w:type="spellStart"/>
             <w:r>
               <w:t>Testcase</w:t>
             </w:r>
+            <w:proofErr w:type="spellEnd"/>
             <w:r>
               <w:t xml:space="preserve"> Title</w:t>
             </w:r>
@@ -4626,12 +4735,21 @@
               </w:rPr>
               <w:t>-</w:t>
             </w:r>
-            <w:r>
-              <w:rPr>
-                <w:sz w:val="14"/>
-                <w:szCs w:val="14"/>
-              </w:rPr>
-              <w:t>备板电源上电</w:t>
+            <w:proofErr w:type="gramStart"/>
+            <w:r>
+              <w:rPr>
+                <w:sz w:val="14"/>
+                <w:szCs w:val="14"/>
+              </w:rPr>
+              <w:t>备板电源</w:t>
+            </w:r>
+            <w:proofErr w:type="gramEnd"/>
+            <w:r>
+              <w:rPr>
+                <w:sz w:val="14"/>
+                <w:szCs w:val="14"/>
+              </w:rPr>
+              <w:t>上电</w:t>
             </w:r>
           </w:p>
         </w:tc>
@@ -4729,12 +4847,21 @@
               </w:rPr>
               <w:t>-</w:t>
             </w:r>
-            <w:r>
-              <w:rPr>
-                <w:sz w:val="14"/>
-                <w:szCs w:val="14"/>
-              </w:rPr>
-              <w:t>备板电源上电</w:t>
+            <w:proofErr w:type="gramStart"/>
+            <w:r>
+              <w:rPr>
+                <w:sz w:val="14"/>
+                <w:szCs w:val="14"/>
+              </w:rPr>
+              <w:t>备板电源</w:t>
+            </w:r>
+            <w:proofErr w:type="gramEnd"/>
+            <w:r>
+              <w:rPr>
+                <w:sz w:val="14"/>
+                <w:szCs w:val="14"/>
+              </w:rPr>
+              <w:t>上电</w:t>
             </w:r>
           </w:p>
         </w:tc>
@@ -4860,12 +4987,21 @@
               </w:rPr>
               <w:t>-</w:t>
             </w:r>
-            <w:r>
-              <w:rPr>
-                <w:sz w:val="14"/>
-                <w:szCs w:val="14"/>
-              </w:rPr>
-              <w:t>备板电源下电</w:t>
+            <w:proofErr w:type="gramStart"/>
+            <w:r>
+              <w:rPr>
+                <w:sz w:val="14"/>
+                <w:szCs w:val="14"/>
+              </w:rPr>
+              <w:t>备板电源</w:t>
+            </w:r>
+            <w:proofErr w:type="gramEnd"/>
+            <w:r>
+              <w:rPr>
+                <w:sz w:val="14"/>
+                <w:szCs w:val="14"/>
+              </w:rPr>
+              <w:t>下电</w:t>
             </w:r>
           </w:p>
         </w:tc>
@@ -4977,12 +5113,21 @@
               </w:rPr>
               <w:t>-</w:t>
             </w:r>
-            <w:r>
-              <w:rPr>
-                <w:sz w:val="14"/>
-                <w:szCs w:val="14"/>
-              </w:rPr>
-              <w:t>备板电源下电</w:t>
+            <w:proofErr w:type="gramStart"/>
+            <w:r>
+              <w:rPr>
+                <w:sz w:val="14"/>
+                <w:szCs w:val="14"/>
+              </w:rPr>
+              <w:t>备板电源</w:t>
+            </w:r>
+            <w:proofErr w:type="gramEnd"/>
+            <w:r>
+              <w:rPr>
+                <w:sz w:val="14"/>
+                <w:szCs w:val="14"/>
+              </w:rPr>
+              <w:t>下电</w:t>
             </w:r>
           </w:p>
         </w:tc>
@@ -5894,6 +6039,7 @@
             <w:pPr>
               <w:keepNext w:val="0"/>
             </w:pPr>
+            <w:proofErr w:type="spellStart"/>
             <w:r>
               <w:t>T</w:t>
             </w:r>
@@ -5903,6 +6049,7 @@
               </w:rPr>
               <w:t>estcase</w:t>
             </w:r>
+            <w:proofErr w:type="spellEnd"/>
             <w:r>
               <w:t xml:space="preserve"> T</w:t>
             </w:r>
@@ -6335,8 +6482,18 @@
                 <w:sz w:val="14"/>
                 <w:szCs w:val="14"/>
               </w:rPr>
-              <w:t>humingjie/xule</w:t>
-            </w:r>
+              <w:t>humingjie/</w:t>
+            </w:r>
+            <w:proofErr w:type="spellStart"/>
+            <w:r>
+              <w:rPr>
+                <w:rFonts w:hint="eastAsia"/>
+                <w:sz w:val="14"/>
+                <w:szCs w:val="14"/>
+              </w:rPr>
+              <w:t>xule</w:t>
+            </w:r>
+            <w:proofErr w:type="spellEnd"/>
           </w:p>
         </w:tc>
         <w:tc>
@@ -7523,8 +7680,13 @@
             <w:pPr>
               <w:keepNext w:val="0"/>
             </w:pPr>
-            <w:r>
-              <w:t>Testcase Title</w:t>
+            <w:proofErr w:type="spellStart"/>
+            <w:r>
+              <w:t>Testcase</w:t>
+            </w:r>
+            <w:proofErr w:type="spellEnd"/>
+            <w:r>
+              <w:t xml:space="preserve"> Title</w:t>
             </w:r>
           </w:p>
           <w:p>
@@ -11040,6 +11202,7 @@
           <w:rFonts w:hint="eastAsia"/>
         </w:rPr>
       </w:pPr>
+      <w:bookmarkStart w:id="16" w:name="OLE_LINK5"/>
       <w:r>
         <w:lastRenderedPageBreak/>
         <w:t>1</w:t>
@@ -11074,12 +11237,14 @@
         </w:rPr>
         <w:t>写</w:t>
       </w:r>
+      <w:proofErr w:type="spellStart"/>
       <w:r>
         <w:rPr>
           <w:rFonts w:hint="eastAsia"/>
         </w:rPr>
         <w:t>cpld</w:t>
       </w:r>
+      <w:proofErr w:type="spellEnd"/>
       <w:r>
         <w:rPr>
           <w:rFonts w:hint="eastAsia"/>
@@ -11090,9 +11255,9 @@
     <w:p>
       <w:r>
         <w:drawing>
-          <wp:inline distT="0" distB="0" distL="0" distR="0" wp14:anchorId="6D9E2B27" wp14:editId="701DC272">
-            <wp:extent cx="6126459" cy="2684472"/>
-            <wp:effectExtent l="0" t="0" r="8255" b="1905"/>
+          <wp:inline distT="0" distB="0" distL="0" distR="0" wp14:anchorId="6D9E2B27" wp14:editId="2197E1C3">
+            <wp:extent cx="6291478" cy="2756780"/>
+            <wp:effectExtent l="0" t="0" r="0" b="5715"/>
             <wp:docPr id="1" name="图片 1"/>
             <wp:cNvGraphicFramePr>
               <a:graphicFrameLocks xmlns:a="http://schemas.openxmlformats.org/drawingml/2006/main" noChangeAspect="1"/>
@@ -11113,7 +11278,7 @@
                   <pic:spPr>
                     <a:xfrm>
                       <a:off x="0" y="0"/>
-                      <a:ext cx="6155077" cy="2697012"/>
+                      <a:ext cx="6326440" cy="2772099"/>
                     </a:xfrm>
                     <a:prstGeom prst="rect">
                       <a:avLst/>
@@ -11139,6 +11304,8 @@
         </w:rPr>
         <w:t>下电仿真</w:t>
       </w:r>
+      <w:bookmarkStart w:id="17" w:name="_GoBack"/>
+      <w:bookmarkEnd w:id="17"/>
     </w:p>
     <w:p>
       <w:r>
@@ -11201,7 +11368,6 @@
           <w:rFonts w:hint="eastAsia"/>
         </w:rPr>
       </w:pPr>
-      <w:bookmarkStart w:id="16" w:name="_GoBack"/>
       <w:r>
         <w:rPr>
           <w:noProof/>
@@ -13588,7 +13754,7 @@
 </file>
 
 <file path=customXml/itemProps1.xml><?xml version="1.0" encoding="utf-8"?>
-<ds:datastoreItem xmlns:ds="http://schemas.openxmlformats.org/officeDocument/2006/customXml" ds:itemID="{8384D6FF-C6E9-44C7-857F-25A285654172}">
+<ds:datastoreItem xmlns:ds="http://schemas.openxmlformats.org/officeDocument/2006/customXml" ds:itemID="{E0FFDABD-A260-43EE-93ED-3A2237A63133}">
   <ds:schemaRefs>
     <ds:schemaRef ds:uri="http://schemas.openxmlformats.org/officeDocument/2006/bibliography"/>
   </ds:schemaRefs>
